--- a/Betreibervertrag_AO_Strom_Lerner_sches_Schloss_Vorlage.docx
+++ b/Betreibervertrag_AO_Strom_Lerner_sches_Schloss_Vorlage.docx
@@ -6935,7 +6935,7 @@
         </w:rPr>
       </w:pPr>
       <w:r>
-        <w:t>Der Vertrag beginnt mit beidseitiger Unterzeichnung. Die Mindestlaufzeit {{LAUFZEIT}} beginnt mit dem Betriebsbeginn</w:t>
+        <w:t>Der Vertrag beginnt mit beidseitiger Unterzeichnung. Die Mindestlaufzeit {{LAUFZEIT}} Jahren beginnt mit dem Betriebsbeginn</w:t>
       </w:r>
       <w:r>
         <w:t>. Verzögert sich der Betriebsbeginn aus Gründen, die der Betreiber nicht zu vertreten hat – insbesondere wegen fehlender Betriebsbereitschaft der Ladeeinrichtungen oder unvollständiger Vorleistungen des Kunden – verschiebt sich der Betriebsbeginn entsprechend, ohne dass hieraus Ansprüche gegen den Betreiber entstehen</w:t>
